--- a/05_Schleifen/Übungen/04_stringLoops/SudokuHelper/SudokuHelper.docx
+++ b/05_Schleifen/Übungen/04_stringLoops/SudokuHelper/SudokuHelper.docx
@@ -1,6 +1,6 @@
 
 <file path=word/document.xml><?xml version="1.0" encoding="utf-8"?>
-<w:document xmlns:wpc="http://schemas.microsoft.com/office/word/2010/wordprocessingCanvas" xmlns:cx="http://schemas.microsoft.com/office/drawing/2014/chartex" xmlns:cx1="http://schemas.microsoft.com/office/drawing/2015/9/8/chartex" xmlns:cx2="http://schemas.microsoft.com/office/drawing/2015/10/21/chartex" xmlns:cx3="http://schemas.microsoft.com/office/drawing/2016/5/9/chartex" xmlns:cx4="http://schemas.microsoft.com/office/drawing/2016/5/10/chartex" xmlns:cx5="http://schemas.microsoft.com/office/drawing/2016/5/11/chartex" xmlns:cx6="http://schemas.microsoft.com/office/drawing/2016/5/12/chartex" xmlns:cx7="http://schemas.microsoft.com/office/drawing/2016/5/13/chartex" xmlns:cx8="http://schemas.microsoft.com/office/drawing/2016/5/14/chartex" xmlns:mc="http://schemas.openxmlformats.org/markup-compatibility/2006" xmlns:aink="http://schemas.microsoft.com/office/drawing/2016/ink" xmlns:am3d="http://schemas.microsoft.com/office/drawing/2017/model3d" xmlns:o="urn:schemas-microsoft-com:office:office" xmlns:r="http://schemas.openxmlformats.org/officeDocument/2006/relationships" xmlns:m="http://schemas.openxmlformats.org/officeDocument/2006/math" xmlns:v="urn:schemas-microsoft-com:vml" xmlns:wp14="http://schemas.microsoft.com/office/word/2010/wordprocessingDrawing" xmlns:wp="http://schemas.openxmlformats.org/drawingml/2006/wordprocessingDrawing" xmlns:w10="urn:schemas-microsoft-com:office:word" xmlns:w="http://schemas.openxmlformats.org/wordprocessingml/2006/main" xmlns:w14="http://schemas.microsoft.com/office/word/2010/wordml" xmlns:w15="http://schemas.microsoft.com/office/word/2012/wordml" xmlns:w16cex="http://schemas.microsoft.com/office/word/2018/wordml/cex" xmlns:w16cid="http://schemas.microsoft.com/office/word/2016/wordml/cid" xmlns:w16="http://schemas.microsoft.com/office/word/2018/wordml" xmlns:w16sdtdh="http://schemas.microsoft.com/office/word/2020/wordml/sdtdatahash" xmlns:w16se="http://schemas.microsoft.com/office/word/2015/wordml/symex" xmlns:wpg="http://schemas.microsoft.com/office/word/2010/wordprocessingGroup" xmlns:wpi="http://schemas.microsoft.com/office/word/2010/wordprocessingInk" xmlns:wne="http://schemas.microsoft.com/office/word/2006/wordml" xmlns:wps="http://schemas.microsoft.com/office/word/2010/wordprocessingShape" mc:Ignorable="w14 w15 w16se w16cid w16 w16cex w16sdtdh wp14">
+<w:document xmlns:wpc="http://schemas.microsoft.com/office/word/2010/wordprocessingCanvas" xmlns:cx="http://schemas.microsoft.com/office/drawing/2014/chartex" xmlns:cx1="http://schemas.microsoft.com/office/drawing/2015/9/8/chartex" xmlns:cx2="http://schemas.microsoft.com/office/drawing/2015/10/21/chartex" xmlns:cx3="http://schemas.microsoft.com/office/drawing/2016/5/9/chartex" xmlns:cx4="http://schemas.microsoft.com/office/drawing/2016/5/10/chartex" xmlns:cx5="http://schemas.microsoft.com/office/drawing/2016/5/11/chartex" xmlns:cx6="http://schemas.microsoft.com/office/drawing/2016/5/12/chartex" xmlns:cx7="http://schemas.microsoft.com/office/drawing/2016/5/13/chartex" xmlns:cx8="http://schemas.microsoft.com/office/drawing/2016/5/14/chartex" xmlns:mc="http://schemas.openxmlformats.org/markup-compatibility/2006" xmlns:aink="http://schemas.microsoft.com/office/drawing/2016/ink" xmlns:am3d="http://schemas.microsoft.com/office/drawing/2017/model3d" xmlns:o="urn:schemas-microsoft-com:office:office" xmlns:oel="http://schemas.microsoft.com/office/2019/extlst" xmlns:r="http://schemas.openxmlformats.org/officeDocument/2006/relationships" xmlns:m="http://schemas.openxmlformats.org/officeDocument/2006/math" xmlns:v="urn:schemas-microsoft-com:vml" xmlns:wp14="http://schemas.microsoft.com/office/word/2010/wordprocessingDrawing" xmlns:wp="http://schemas.openxmlformats.org/drawingml/2006/wordprocessingDrawing" xmlns:w10="urn:schemas-microsoft-com:office:word" xmlns:w="http://schemas.openxmlformats.org/wordprocessingml/2006/main" xmlns:w14="http://schemas.microsoft.com/office/word/2010/wordml" xmlns:w15="http://schemas.microsoft.com/office/word/2012/wordml" xmlns:w16cex="http://schemas.microsoft.com/office/word/2018/wordml/cex" xmlns:w16cid="http://schemas.microsoft.com/office/word/2016/wordml/cid" xmlns:w16="http://schemas.microsoft.com/office/word/2018/wordml" xmlns:w16du="http://schemas.microsoft.com/office/word/2023/wordml/word16du" xmlns:w16sdtdh="http://schemas.microsoft.com/office/word/2020/wordml/sdtdatahash" xmlns:w16se="http://schemas.microsoft.com/office/word/2015/wordml/symex" xmlns:wpg="http://schemas.microsoft.com/office/word/2010/wordprocessingGroup" xmlns:wpi="http://schemas.microsoft.com/office/word/2010/wordprocessingInk" xmlns:wne="http://schemas.microsoft.com/office/word/2006/wordml" xmlns:wps="http://schemas.microsoft.com/office/word/2010/wordprocessingShape" mc:Ignorable="w14 w15 w16se w16cid w16 w16cex w16sdtdh w16du wp14">
   <w:body>
     <w:p>
       <w:pPr>
@@ -28,7 +28,6 @@
       <w:r>
         <w:t xml:space="preserve">Geschachtelte </w:t>
       </w:r>
-      <w:proofErr w:type="spellStart"/>
       <w:r>
         <w:rPr>
           <w:rFonts w:ascii="Courier New" w:hAnsi="Courier New" w:cs="Courier New"/>
@@ -41,7 +40,6 @@
         </w:rPr>
         <w:t>or</w:t>
       </w:r>
-      <w:proofErr w:type="spellEnd"/>
       <w:r>
         <w:t xml:space="preserve"> </w:t>
       </w:r>
@@ -143,151 +141,32 @@
         <w:rPr>
           <w:rFonts w:ascii="Courier New" w:hAnsi="Courier New" w:cs="Courier New"/>
           <w:szCs w:val="24"/>
+          <w:lang w:val="en-US"/>
         </w:rPr>
       </w:pPr>
-      <w:proofErr w:type="spellStart"/>
       <w:r>
         <w:rPr>
           <w:rFonts w:ascii="Courier New" w:hAnsi="Courier New" w:cs="Courier New"/>
           <w:szCs w:val="24"/>
+          <w:lang w:val="en-US"/>
         </w:rPr>
-        <w:t>Please</w:t>
-      </w:r>
-      <w:proofErr w:type="spellEnd"/>
+        <w:t>Please enter all digits i</w:t>
+      </w:r>
       <w:r>
         <w:rPr>
           <w:rFonts w:ascii="Courier New" w:hAnsi="Courier New" w:cs="Courier New"/>
           <w:szCs w:val="24"/>
+          <w:lang w:val="en-US"/>
         </w:rPr>
-        <w:t xml:space="preserve"> </w:t>
-      </w:r>
-      <w:proofErr w:type="spellStart"/>
+        <w:t>n</w:t>
+      </w:r>
       <w:r>
         <w:rPr>
           <w:rFonts w:ascii="Courier New" w:hAnsi="Courier New" w:cs="Courier New"/>
           <w:szCs w:val="24"/>
+          <w:lang w:val="en-US"/>
         </w:rPr>
-        <w:t>enter</w:t>
-      </w:r>
-      <w:proofErr w:type="spellEnd"/>
-      <w:r>
-        <w:rPr>
-          <w:rFonts w:ascii="Courier New" w:hAnsi="Courier New" w:cs="Courier New"/>
-          <w:szCs w:val="24"/>
-        </w:rPr>
-        <w:t xml:space="preserve"> all </w:t>
-      </w:r>
-      <w:proofErr w:type="spellStart"/>
-      <w:r>
-        <w:rPr>
-          <w:rFonts w:ascii="Courier New" w:hAnsi="Courier New" w:cs="Courier New"/>
-          <w:szCs w:val="24"/>
-        </w:rPr>
-        <w:t>digits</w:t>
-      </w:r>
-      <w:proofErr w:type="spellEnd"/>
-      <w:r>
-        <w:rPr>
-          <w:rFonts w:ascii="Courier New" w:hAnsi="Courier New" w:cs="Courier New"/>
-          <w:szCs w:val="24"/>
-        </w:rPr>
-        <w:t xml:space="preserve"> </w:t>
-      </w:r>
-      <w:proofErr w:type="spellStart"/>
-      <w:r>
-        <w:rPr>
-          <w:rFonts w:ascii="Courier New" w:hAnsi="Courier New" w:cs="Courier New"/>
-          <w:szCs w:val="24"/>
-        </w:rPr>
-        <w:t>if</w:t>
-      </w:r>
-      <w:proofErr w:type="spellEnd"/>
-      <w:r>
-        <w:rPr>
-          <w:rFonts w:ascii="Courier New" w:hAnsi="Courier New" w:cs="Courier New"/>
-          <w:szCs w:val="24"/>
-        </w:rPr>
-        <w:t xml:space="preserve"> a </w:t>
-      </w:r>
-      <w:proofErr w:type="spellStart"/>
-      <w:r>
-        <w:rPr>
-          <w:rFonts w:ascii="Courier New" w:hAnsi="Courier New" w:cs="Courier New"/>
-          <w:szCs w:val="24"/>
-        </w:rPr>
-        <w:t>row</w:t>
-      </w:r>
-      <w:proofErr w:type="spellEnd"/>
-      <w:r>
-        <w:rPr>
-          <w:rFonts w:ascii="Courier New" w:hAnsi="Courier New" w:cs="Courier New"/>
-          <w:szCs w:val="24"/>
-        </w:rPr>
-        <w:t>/</w:t>
-      </w:r>
-      <w:proofErr w:type="spellStart"/>
-      <w:r>
-        <w:rPr>
-          <w:rFonts w:ascii="Courier New" w:hAnsi="Courier New" w:cs="Courier New"/>
-          <w:szCs w:val="24"/>
-        </w:rPr>
-        <w:t>col</w:t>
-      </w:r>
-      <w:proofErr w:type="spellEnd"/>
-      <w:r>
-        <w:rPr>
-          <w:rFonts w:ascii="Courier New" w:hAnsi="Courier New" w:cs="Courier New"/>
-          <w:szCs w:val="24"/>
-        </w:rPr>
-        <w:t>/3x3 (</w:t>
-      </w:r>
-      <w:proofErr w:type="spellStart"/>
-      <w:r>
-        <w:rPr>
-          <w:rFonts w:ascii="Courier New" w:hAnsi="Courier New" w:cs="Courier New"/>
-          <w:szCs w:val="24"/>
-        </w:rPr>
-        <w:t>empty</w:t>
-      </w:r>
-      <w:proofErr w:type="spellEnd"/>
-      <w:r>
-        <w:rPr>
-          <w:rFonts w:ascii="Courier New" w:hAnsi="Courier New" w:cs="Courier New"/>
-          <w:szCs w:val="24"/>
-        </w:rPr>
-        <w:t xml:space="preserve"> </w:t>
-      </w:r>
-      <w:proofErr w:type="spellStart"/>
-      <w:r>
-        <w:rPr>
-          <w:rFonts w:ascii="Courier New" w:hAnsi="Courier New" w:cs="Courier New"/>
-          <w:szCs w:val="24"/>
-        </w:rPr>
-        <w:t>to</w:t>
-      </w:r>
-      <w:proofErr w:type="spellEnd"/>
-      <w:r>
-        <w:rPr>
-          <w:rFonts w:ascii="Courier New" w:hAnsi="Courier New" w:cs="Courier New"/>
-          <w:szCs w:val="24"/>
-        </w:rPr>
-        <w:t xml:space="preserve"> </w:t>
-      </w:r>
-      <w:proofErr w:type="spellStart"/>
-      <w:r>
-        <w:rPr>
-          <w:rFonts w:ascii="Courier New" w:hAnsi="Courier New" w:cs="Courier New"/>
-          <w:szCs w:val="24"/>
-        </w:rPr>
-        <w:t>exit</w:t>
-      </w:r>
-      <w:proofErr w:type="spellEnd"/>
-      <w:r>
-        <w:rPr>
-          <w:rFonts w:ascii="Courier New" w:hAnsi="Courier New" w:cs="Courier New"/>
-          <w:szCs w:val="24"/>
-        </w:rPr>
-        <w:t xml:space="preserve">): </w:t>
+        <w:t xml:space="preserve"> a row/col/3x3 (empty to exit): </w:t>
       </w:r>
       <w:r>
         <w:rPr>
@@ -295,8 +174,195 @@
           <w:b/>
           <w:bCs/>
           <w:szCs w:val="24"/>
+          <w:lang w:val="en-US"/>
         </w:rPr>
         <w:t>1</w:t>
+      </w:r>
+    </w:p>
+    <w:p>
+      <w:pPr>
+        <w:spacing w:after="0" w:line="240" w:lineRule="auto"/>
+        <w:rPr>
+          <w:rFonts w:ascii="Courier New" w:hAnsi="Courier New" w:cs="Courier New"/>
+          <w:szCs w:val="24"/>
+          <w:lang w:val="en-US"/>
+        </w:rPr>
+      </w:pPr>
+      <w:r>
+        <w:rPr>
+          <w:rFonts w:ascii="Courier New" w:hAnsi="Courier New" w:cs="Courier New"/>
+          <w:szCs w:val="24"/>
+          <w:lang w:val="en-US"/>
+        </w:rPr>
+        <w:t>23456789 is possible</w:t>
+      </w:r>
+    </w:p>
+    <w:p>
+      <w:pPr>
+        <w:spacing w:after="0" w:line="240" w:lineRule="auto"/>
+        <w:rPr>
+          <w:rFonts w:ascii="Courier New" w:hAnsi="Courier New" w:cs="Courier New"/>
+          <w:szCs w:val="24"/>
+          <w:lang w:val="en-US"/>
+        </w:rPr>
+      </w:pPr>
+      <w:r>
+        <w:rPr>
+          <w:rFonts w:ascii="Courier New" w:hAnsi="Courier New" w:cs="Courier New"/>
+          <w:szCs w:val="24"/>
+          <w:lang w:val="en-US"/>
+        </w:rPr>
+        <w:t>Please enter all digits i</w:t>
+      </w:r>
+      <w:r>
+        <w:rPr>
+          <w:rFonts w:ascii="Courier New" w:hAnsi="Courier New" w:cs="Courier New"/>
+          <w:szCs w:val="24"/>
+          <w:lang w:val="en-US"/>
+        </w:rPr>
+        <w:t>n</w:t>
+      </w:r>
+      <w:r>
+        <w:rPr>
+          <w:rFonts w:ascii="Courier New" w:hAnsi="Courier New" w:cs="Courier New"/>
+          <w:szCs w:val="24"/>
+          <w:lang w:val="en-US"/>
+        </w:rPr>
+        <w:t xml:space="preserve"> a row/col/3x3 (empty to exit): </w:t>
+      </w:r>
+      <w:r>
+        <w:rPr>
+          <w:rFonts w:ascii="Courier New" w:hAnsi="Courier New" w:cs="Courier New"/>
+          <w:b/>
+          <w:bCs/>
+          <w:szCs w:val="24"/>
+          <w:lang w:val="en-US"/>
+        </w:rPr>
+        <w:t>13579</w:t>
+      </w:r>
+    </w:p>
+    <w:p>
+      <w:pPr>
+        <w:spacing w:after="0" w:line="240" w:lineRule="auto"/>
+        <w:rPr>
+          <w:rFonts w:ascii="Courier New" w:hAnsi="Courier New" w:cs="Courier New"/>
+          <w:szCs w:val="24"/>
+          <w:lang w:val="en-US"/>
+        </w:rPr>
+      </w:pPr>
+      <w:r>
+        <w:rPr>
+          <w:rFonts w:ascii="Courier New" w:hAnsi="Courier New" w:cs="Courier New"/>
+          <w:szCs w:val="24"/>
+          <w:lang w:val="en-US"/>
+        </w:rPr>
+        <w:t>2468 is possible</w:t>
+      </w:r>
+    </w:p>
+    <w:p>
+      <w:pPr>
+        <w:spacing w:after="0" w:line="240" w:lineRule="auto"/>
+        <w:rPr>
+          <w:rFonts w:ascii="Courier New" w:hAnsi="Courier New" w:cs="Courier New"/>
+          <w:szCs w:val="24"/>
+          <w:lang w:val="en-US"/>
+        </w:rPr>
+      </w:pPr>
+      <w:r>
+        <w:rPr>
+          <w:rFonts w:ascii="Courier New" w:hAnsi="Courier New" w:cs="Courier New"/>
+          <w:szCs w:val="24"/>
+          <w:lang w:val="en-US"/>
+        </w:rPr>
+        <w:t>Please enter all digits i</w:t>
+      </w:r>
+      <w:r>
+        <w:rPr>
+          <w:rFonts w:ascii="Courier New" w:hAnsi="Courier New" w:cs="Courier New"/>
+          <w:szCs w:val="24"/>
+          <w:lang w:val="en-US"/>
+        </w:rPr>
+        <w:t>n</w:t>
+      </w:r>
+      <w:r>
+        <w:rPr>
+          <w:rFonts w:ascii="Courier New" w:hAnsi="Courier New" w:cs="Courier New"/>
+          <w:szCs w:val="24"/>
+          <w:lang w:val="en-US"/>
+        </w:rPr>
+        <w:t xml:space="preserve"> a row/col/3x3 (empty to exit): </w:t>
+      </w:r>
+      <w:r>
+        <w:rPr>
+          <w:rFonts w:ascii="Courier New" w:hAnsi="Courier New" w:cs="Courier New"/>
+          <w:b/>
+          <w:bCs/>
+          <w:szCs w:val="24"/>
+          <w:lang w:val="en-US"/>
+        </w:rPr>
+        <w:t>8642</w:t>
+      </w:r>
+    </w:p>
+    <w:p>
+      <w:pPr>
+        <w:spacing w:after="0" w:line="240" w:lineRule="auto"/>
+        <w:rPr>
+          <w:rFonts w:ascii="Courier New" w:hAnsi="Courier New" w:cs="Courier New"/>
+          <w:szCs w:val="24"/>
+          <w:lang w:val="en-US"/>
+        </w:rPr>
+      </w:pPr>
+      <w:r>
+        <w:rPr>
+          <w:rFonts w:ascii="Courier New" w:hAnsi="Courier New" w:cs="Courier New"/>
+          <w:szCs w:val="24"/>
+          <w:lang w:val="en-US"/>
+        </w:rPr>
+        <w:t>13579 is possible</w:t>
+      </w:r>
+    </w:p>
+    <w:p>
+      <w:pPr>
+        <w:spacing w:after="0" w:line="240" w:lineRule="auto"/>
+        <w:rPr>
+          <w:rFonts w:ascii="Courier New" w:hAnsi="Courier New" w:cs="Courier New"/>
+          <w:szCs w:val="24"/>
+          <w:lang w:val="en-US"/>
+        </w:rPr>
+      </w:pPr>
+      <w:r>
+        <w:rPr>
+          <w:rFonts w:ascii="Courier New" w:hAnsi="Courier New" w:cs="Courier New"/>
+          <w:szCs w:val="24"/>
+          <w:lang w:val="en-US"/>
+        </w:rPr>
+        <w:t>Please enter all digits i</w:t>
+      </w:r>
+      <w:r>
+        <w:rPr>
+          <w:rFonts w:ascii="Courier New" w:hAnsi="Courier New" w:cs="Courier New"/>
+          <w:szCs w:val="24"/>
+          <w:lang w:val="en-US"/>
+        </w:rPr>
+        <w:t>n</w:t>
+      </w:r>
+      <w:r>
+        <w:rPr>
+          <w:rFonts w:ascii="Courier New" w:hAnsi="Courier New" w:cs="Courier New"/>
+          <w:szCs w:val="24"/>
+          <w:lang w:val="en-US"/>
+        </w:rPr>
+        <w:t xml:space="preserve"> a row/col/3x3 (empty to exit): </w:t>
+      </w:r>
+      <w:r>
+        <w:rPr>
+          <w:rFonts w:ascii="Courier New" w:hAnsi="Courier New" w:cs="Courier New"/>
+          <w:b/>
+          <w:bCs/>
+          <w:szCs w:val="24"/>
+          <w:lang w:val="en-US"/>
+        </w:rPr>
+        <w:t>123654789</w:t>
       </w:r>
     </w:p>
     <w:p>
@@ -312,630 +378,20 @@
           <w:rFonts w:ascii="Courier New" w:hAnsi="Courier New" w:cs="Courier New"/>
           <w:szCs w:val="24"/>
         </w:rPr>
-        <w:t xml:space="preserve">23456789 </w:t>
-      </w:r>
-      <w:proofErr w:type="spellStart"/>
-      <w:r>
-        <w:rPr>
-          <w:rFonts w:ascii="Courier New" w:hAnsi="Courier New" w:cs="Courier New"/>
-          <w:szCs w:val="24"/>
-        </w:rPr>
-        <w:t>is</w:t>
-      </w:r>
-      <w:proofErr w:type="spellEnd"/>
-      <w:r>
-        <w:rPr>
-          <w:rFonts w:ascii="Courier New" w:hAnsi="Courier New" w:cs="Courier New"/>
-          <w:szCs w:val="24"/>
-        </w:rPr>
-        <w:t xml:space="preserve"> possible</w:t>
+        <w:t>nothing is possible</w:t>
       </w:r>
     </w:p>
     <w:p>
       <w:pPr>
         <w:spacing w:after="0" w:line="240" w:lineRule="auto"/>
-        <w:rPr>
-          <w:rFonts w:ascii="Courier New" w:hAnsi="Courier New" w:cs="Courier New"/>
-          <w:szCs w:val="24"/>
-        </w:rPr>
-      </w:pPr>
-      <w:proofErr w:type="spellStart"/>
-      <w:r>
-        <w:rPr>
-          <w:rFonts w:ascii="Courier New" w:hAnsi="Courier New" w:cs="Courier New"/>
-          <w:szCs w:val="24"/>
-        </w:rPr>
-        <w:t>Please</w:t>
-      </w:r>
-      <w:proofErr w:type="spellEnd"/>
-      <w:r>
-        <w:rPr>
-          <w:rFonts w:ascii="Courier New" w:hAnsi="Courier New" w:cs="Courier New"/>
-          <w:szCs w:val="24"/>
-        </w:rPr>
-        <w:t xml:space="preserve"> </w:t>
-      </w:r>
-      <w:proofErr w:type="spellStart"/>
-      <w:r>
-        <w:rPr>
-          <w:rFonts w:ascii="Courier New" w:hAnsi="Courier New" w:cs="Courier New"/>
-          <w:szCs w:val="24"/>
-        </w:rPr>
-        <w:t>enter</w:t>
-      </w:r>
-      <w:proofErr w:type="spellEnd"/>
-      <w:r>
-        <w:rPr>
-          <w:rFonts w:ascii="Courier New" w:hAnsi="Courier New" w:cs="Courier New"/>
-          <w:szCs w:val="24"/>
-        </w:rPr>
-        <w:t xml:space="preserve"> all </w:t>
-      </w:r>
-      <w:proofErr w:type="spellStart"/>
-      <w:r>
-        <w:rPr>
-          <w:rFonts w:ascii="Courier New" w:hAnsi="Courier New" w:cs="Courier New"/>
-          <w:szCs w:val="24"/>
-        </w:rPr>
-        <w:t>digits</w:t>
-      </w:r>
-      <w:proofErr w:type="spellEnd"/>
-      <w:r>
-        <w:rPr>
-          <w:rFonts w:ascii="Courier New" w:hAnsi="Courier New" w:cs="Courier New"/>
-          <w:szCs w:val="24"/>
-        </w:rPr>
-        <w:t xml:space="preserve"> </w:t>
-      </w:r>
-      <w:proofErr w:type="spellStart"/>
-      <w:r>
-        <w:rPr>
-          <w:rFonts w:ascii="Courier New" w:hAnsi="Courier New" w:cs="Courier New"/>
-          <w:szCs w:val="24"/>
-        </w:rPr>
-        <w:t>if</w:t>
-      </w:r>
-      <w:proofErr w:type="spellEnd"/>
-      <w:r>
-        <w:rPr>
-          <w:rFonts w:ascii="Courier New" w:hAnsi="Courier New" w:cs="Courier New"/>
-          <w:szCs w:val="24"/>
-        </w:rPr>
-        <w:t xml:space="preserve"> a </w:t>
-      </w:r>
-      <w:proofErr w:type="spellStart"/>
-      <w:r>
-        <w:rPr>
-          <w:rFonts w:ascii="Courier New" w:hAnsi="Courier New" w:cs="Courier New"/>
-          <w:szCs w:val="24"/>
-        </w:rPr>
-        <w:t>row</w:t>
-      </w:r>
-      <w:proofErr w:type="spellEnd"/>
-      <w:r>
-        <w:rPr>
-          <w:rFonts w:ascii="Courier New" w:hAnsi="Courier New" w:cs="Courier New"/>
-          <w:szCs w:val="24"/>
-        </w:rPr>
-        <w:t>/</w:t>
-      </w:r>
-      <w:proofErr w:type="spellStart"/>
-      <w:r>
-        <w:rPr>
-          <w:rFonts w:ascii="Courier New" w:hAnsi="Courier New" w:cs="Courier New"/>
-          <w:szCs w:val="24"/>
-        </w:rPr>
-        <w:t>col</w:t>
-      </w:r>
-      <w:proofErr w:type="spellEnd"/>
-      <w:r>
-        <w:rPr>
-          <w:rFonts w:ascii="Courier New" w:hAnsi="Courier New" w:cs="Courier New"/>
-          <w:szCs w:val="24"/>
-        </w:rPr>
-        <w:t>/3x3 (</w:t>
-      </w:r>
-      <w:proofErr w:type="spellStart"/>
-      <w:r>
-        <w:rPr>
-          <w:rFonts w:ascii="Courier New" w:hAnsi="Courier New" w:cs="Courier New"/>
-          <w:szCs w:val="24"/>
-        </w:rPr>
-        <w:t>empty</w:t>
-      </w:r>
-      <w:proofErr w:type="spellEnd"/>
-      <w:r>
-        <w:rPr>
-          <w:rFonts w:ascii="Courier New" w:hAnsi="Courier New" w:cs="Courier New"/>
-          <w:szCs w:val="24"/>
-        </w:rPr>
-        <w:t xml:space="preserve"> </w:t>
-      </w:r>
-      <w:proofErr w:type="spellStart"/>
-      <w:r>
-        <w:rPr>
-          <w:rFonts w:ascii="Courier New" w:hAnsi="Courier New" w:cs="Courier New"/>
-          <w:szCs w:val="24"/>
-        </w:rPr>
-        <w:t>to</w:t>
-      </w:r>
-      <w:proofErr w:type="spellEnd"/>
-      <w:r>
-        <w:rPr>
-          <w:rFonts w:ascii="Courier New" w:hAnsi="Courier New" w:cs="Courier New"/>
-          <w:szCs w:val="24"/>
-        </w:rPr>
-        <w:t xml:space="preserve"> </w:t>
-      </w:r>
-      <w:proofErr w:type="spellStart"/>
-      <w:r>
-        <w:rPr>
-          <w:rFonts w:ascii="Courier New" w:hAnsi="Courier New" w:cs="Courier New"/>
-          <w:szCs w:val="24"/>
-        </w:rPr>
-        <w:t>exit</w:t>
-      </w:r>
-      <w:proofErr w:type="spellEnd"/>
-      <w:r>
-        <w:rPr>
-          <w:rFonts w:ascii="Courier New" w:hAnsi="Courier New" w:cs="Courier New"/>
-          <w:szCs w:val="24"/>
-        </w:rPr>
-        <w:t xml:space="preserve">): </w:t>
-      </w:r>
-      <w:r>
-        <w:rPr>
-          <w:rFonts w:ascii="Courier New" w:hAnsi="Courier New" w:cs="Courier New"/>
-          <w:b/>
-          <w:bCs/>
-          <w:szCs w:val="24"/>
-        </w:rPr>
-        <w:t>13579</w:t>
-      </w:r>
+      </w:pPr>
     </w:p>
     <w:p>
       <w:pPr>
         <w:spacing w:after="0" w:line="240" w:lineRule="auto"/>
-        <w:rPr>
-          <w:rFonts w:ascii="Courier New" w:hAnsi="Courier New" w:cs="Courier New"/>
-          <w:szCs w:val="24"/>
-        </w:rPr>
-      </w:pPr>
-      <w:r>
-        <w:rPr>
-          <w:rFonts w:ascii="Courier New" w:hAnsi="Courier New" w:cs="Courier New"/>
-          <w:szCs w:val="24"/>
-        </w:rPr>
-        <w:t xml:space="preserve">2468 </w:t>
-      </w:r>
-      <w:proofErr w:type="spellStart"/>
-      <w:r>
-        <w:rPr>
-          <w:rFonts w:ascii="Courier New" w:hAnsi="Courier New" w:cs="Courier New"/>
-          <w:szCs w:val="24"/>
-        </w:rPr>
-        <w:t>is</w:t>
-      </w:r>
-      <w:proofErr w:type="spellEnd"/>
-      <w:r>
-        <w:rPr>
-          <w:rFonts w:ascii="Courier New" w:hAnsi="Courier New" w:cs="Courier New"/>
-          <w:szCs w:val="24"/>
-        </w:rPr>
-        <w:t xml:space="preserve"> possible</w:t>
-      </w:r>
-    </w:p>
-    <w:p>
-      <w:pPr>
-        <w:spacing w:after="0" w:line="240" w:lineRule="auto"/>
-        <w:rPr>
-          <w:rFonts w:ascii="Courier New" w:hAnsi="Courier New" w:cs="Courier New"/>
-          <w:szCs w:val="24"/>
-        </w:rPr>
-      </w:pPr>
-      <w:proofErr w:type="spellStart"/>
-      <w:r>
-        <w:rPr>
-          <w:rFonts w:ascii="Courier New" w:hAnsi="Courier New" w:cs="Courier New"/>
-          <w:szCs w:val="24"/>
-        </w:rPr>
-        <w:t>Please</w:t>
-      </w:r>
-      <w:proofErr w:type="spellEnd"/>
-      <w:r>
-        <w:rPr>
-          <w:rFonts w:ascii="Courier New" w:hAnsi="Courier New" w:cs="Courier New"/>
-          <w:szCs w:val="24"/>
-        </w:rPr>
-        <w:t xml:space="preserve"> </w:t>
-      </w:r>
-      <w:proofErr w:type="spellStart"/>
-      <w:r>
-        <w:rPr>
-          <w:rFonts w:ascii="Courier New" w:hAnsi="Courier New" w:cs="Courier New"/>
-          <w:szCs w:val="24"/>
-        </w:rPr>
-        <w:t>enter</w:t>
-      </w:r>
-      <w:proofErr w:type="spellEnd"/>
-      <w:r>
-        <w:rPr>
-          <w:rFonts w:ascii="Courier New" w:hAnsi="Courier New" w:cs="Courier New"/>
-          <w:szCs w:val="24"/>
-        </w:rPr>
-        <w:t xml:space="preserve"> all </w:t>
-      </w:r>
-      <w:proofErr w:type="spellStart"/>
-      <w:r>
-        <w:rPr>
-          <w:rFonts w:ascii="Courier New" w:hAnsi="Courier New" w:cs="Courier New"/>
-          <w:szCs w:val="24"/>
-        </w:rPr>
-        <w:t>digits</w:t>
-      </w:r>
-      <w:proofErr w:type="spellEnd"/>
-      <w:r>
-        <w:rPr>
-          <w:rFonts w:ascii="Courier New" w:hAnsi="Courier New" w:cs="Courier New"/>
-          <w:szCs w:val="24"/>
-        </w:rPr>
-        <w:t xml:space="preserve"> </w:t>
-      </w:r>
-      <w:proofErr w:type="spellStart"/>
-      <w:r>
-        <w:rPr>
-          <w:rFonts w:ascii="Courier New" w:hAnsi="Courier New" w:cs="Courier New"/>
-          <w:szCs w:val="24"/>
-        </w:rPr>
-        <w:t>if</w:t>
-      </w:r>
-      <w:proofErr w:type="spellEnd"/>
-      <w:r>
-        <w:rPr>
-          <w:rFonts w:ascii="Courier New" w:hAnsi="Courier New" w:cs="Courier New"/>
-          <w:szCs w:val="24"/>
-        </w:rPr>
-        <w:t xml:space="preserve"> a </w:t>
-      </w:r>
-      <w:proofErr w:type="spellStart"/>
-      <w:r>
-        <w:rPr>
-          <w:rFonts w:ascii="Courier New" w:hAnsi="Courier New" w:cs="Courier New"/>
-          <w:szCs w:val="24"/>
-        </w:rPr>
-        <w:t>row</w:t>
-      </w:r>
-      <w:proofErr w:type="spellEnd"/>
-      <w:r>
-        <w:rPr>
-          <w:rFonts w:ascii="Courier New" w:hAnsi="Courier New" w:cs="Courier New"/>
-          <w:szCs w:val="24"/>
-        </w:rPr>
-        <w:t>/</w:t>
-      </w:r>
-      <w:proofErr w:type="spellStart"/>
-      <w:r>
-        <w:rPr>
-          <w:rFonts w:ascii="Courier New" w:hAnsi="Courier New" w:cs="Courier New"/>
-          <w:szCs w:val="24"/>
-        </w:rPr>
-        <w:t>col</w:t>
-      </w:r>
-      <w:proofErr w:type="spellEnd"/>
-      <w:r>
-        <w:rPr>
-          <w:rFonts w:ascii="Courier New" w:hAnsi="Courier New" w:cs="Courier New"/>
-          <w:szCs w:val="24"/>
-        </w:rPr>
-        <w:t>/3x3 (</w:t>
-      </w:r>
-      <w:proofErr w:type="spellStart"/>
-      <w:r>
-        <w:rPr>
-          <w:rFonts w:ascii="Courier New" w:hAnsi="Courier New" w:cs="Courier New"/>
-          <w:szCs w:val="24"/>
-        </w:rPr>
-        <w:t>empty</w:t>
-      </w:r>
-      <w:proofErr w:type="spellEnd"/>
-      <w:r>
-        <w:rPr>
-          <w:rFonts w:ascii="Courier New" w:hAnsi="Courier New" w:cs="Courier New"/>
-          <w:szCs w:val="24"/>
-        </w:rPr>
-        <w:t xml:space="preserve"> </w:t>
-      </w:r>
-      <w:proofErr w:type="spellStart"/>
-      <w:r>
-        <w:rPr>
-          <w:rFonts w:ascii="Courier New" w:hAnsi="Courier New" w:cs="Courier New"/>
-          <w:szCs w:val="24"/>
-        </w:rPr>
-        <w:t>to</w:t>
-      </w:r>
-      <w:proofErr w:type="spellEnd"/>
-      <w:r>
-        <w:rPr>
-          <w:rFonts w:ascii="Courier New" w:hAnsi="Courier New" w:cs="Courier New"/>
-          <w:szCs w:val="24"/>
-        </w:rPr>
-        <w:t xml:space="preserve"> </w:t>
-      </w:r>
-      <w:proofErr w:type="spellStart"/>
-      <w:r>
-        <w:rPr>
-          <w:rFonts w:ascii="Courier New" w:hAnsi="Courier New" w:cs="Courier New"/>
-          <w:szCs w:val="24"/>
-        </w:rPr>
-        <w:t>exit</w:t>
-      </w:r>
-      <w:proofErr w:type="spellEnd"/>
-      <w:r>
-        <w:rPr>
-          <w:rFonts w:ascii="Courier New" w:hAnsi="Courier New" w:cs="Courier New"/>
-          <w:szCs w:val="24"/>
-        </w:rPr>
-        <w:t xml:space="preserve">): </w:t>
-      </w:r>
-      <w:r>
-        <w:rPr>
-          <w:rFonts w:ascii="Courier New" w:hAnsi="Courier New" w:cs="Courier New"/>
-          <w:b/>
-          <w:bCs/>
-          <w:szCs w:val="24"/>
-        </w:rPr>
-        <w:t>8642</w:t>
-      </w:r>
-    </w:p>
-    <w:p>
-      <w:pPr>
-        <w:spacing w:after="0" w:line="240" w:lineRule="auto"/>
-        <w:rPr>
-          <w:rFonts w:ascii="Courier New" w:hAnsi="Courier New" w:cs="Courier New"/>
-          <w:szCs w:val="24"/>
-        </w:rPr>
-      </w:pPr>
-      <w:r>
-        <w:rPr>
-          <w:rFonts w:ascii="Courier New" w:hAnsi="Courier New" w:cs="Courier New"/>
-          <w:szCs w:val="24"/>
-        </w:rPr>
-        <w:t xml:space="preserve">13579 </w:t>
-      </w:r>
-      <w:proofErr w:type="spellStart"/>
-      <w:r>
-        <w:rPr>
-          <w:rFonts w:ascii="Courier New" w:hAnsi="Courier New" w:cs="Courier New"/>
-          <w:szCs w:val="24"/>
-        </w:rPr>
-        <w:t>is</w:t>
-      </w:r>
-      <w:proofErr w:type="spellEnd"/>
-      <w:r>
-        <w:rPr>
-          <w:rFonts w:ascii="Courier New" w:hAnsi="Courier New" w:cs="Courier New"/>
-          <w:szCs w:val="24"/>
-        </w:rPr>
-        <w:t xml:space="preserve"> possible</w:t>
-      </w:r>
-    </w:p>
-    <w:p>
-      <w:pPr>
-        <w:spacing w:after="0" w:line="240" w:lineRule="auto"/>
-        <w:rPr>
-          <w:rFonts w:ascii="Courier New" w:hAnsi="Courier New" w:cs="Courier New"/>
-          <w:szCs w:val="24"/>
-        </w:rPr>
-      </w:pPr>
-      <w:proofErr w:type="spellStart"/>
-      <w:r>
-        <w:rPr>
-          <w:rFonts w:ascii="Courier New" w:hAnsi="Courier New" w:cs="Courier New"/>
-          <w:szCs w:val="24"/>
-        </w:rPr>
-        <w:t>Please</w:t>
-      </w:r>
-      <w:proofErr w:type="spellEnd"/>
-      <w:r>
-        <w:rPr>
-          <w:rFonts w:ascii="Courier New" w:hAnsi="Courier New" w:cs="Courier New"/>
-          <w:szCs w:val="24"/>
-        </w:rPr>
-        <w:t xml:space="preserve"> </w:t>
-      </w:r>
-      <w:proofErr w:type="spellStart"/>
-      <w:r>
-        <w:rPr>
-          <w:rFonts w:ascii="Courier New" w:hAnsi="Courier New" w:cs="Courier New"/>
-          <w:szCs w:val="24"/>
-        </w:rPr>
-        <w:t>enter</w:t>
-      </w:r>
-      <w:proofErr w:type="spellEnd"/>
-      <w:r>
-        <w:rPr>
-          <w:rFonts w:ascii="Courier New" w:hAnsi="Courier New" w:cs="Courier New"/>
-          <w:szCs w:val="24"/>
-        </w:rPr>
-        <w:t xml:space="preserve"> all </w:t>
-      </w:r>
-      <w:proofErr w:type="spellStart"/>
-      <w:r>
-        <w:rPr>
-          <w:rFonts w:ascii="Courier New" w:hAnsi="Courier New" w:cs="Courier New"/>
-          <w:szCs w:val="24"/>
-        </w:rPr>
-        <w:t>digits</w:t>
-      </w:r>
-      <w:proofErr w:type="spellEnd"/>
-      <w:r>
-        <w:rPr>
-          <w:rFonts w:ascii="Courier New" w:hAnsi="Courier New" w:cs="Courier New"/>
-          <w:szCs w:val="24"/>
-        </w:rPr>
-        <w:t xml:space="preserve"> </w:t>
-      </w:r>
-      <w:proofErr w:type="spellStart"/>
-      <w:r>
-        <w:rPr>
-          <w:rFonts w:ascii="Courier New" w:hAnsi="Courier New" w:cs="Courier New"/>
-          <w:szCs w:val="24"/>
-        </w:rPr>
-        <w:t>if</w:t>
-      </w:r>
-      <w:proofErr w:type="spellEnd"/>
-      <w:r>
-        <w:rPr>
-          <w:rFonts w:ascii="Courier New" w:hAnsi="Courier New" w:cs="Courier New"/>
-          <w:szCs w:val="24"/>
-        </w:rPr>
-        <w:t xml:space="preserve"> a </w:t>
-      </w:r>
-      <w:proofErr w:type="spellStart"/>
-      <w:r>
-        <w:rPr>
-          <w:rFonts w:ascii="Courier New" w:hAnsi="Courier New" w:cs="Courier New"/>
-          <w:szCs w:val="24"/>
-        </w:rPr>
-        <w:t>row</w:t>
-      </w:r>
-      <w:proofErr w:type="spellEnd"/>
-      <w:r>
-        <w:rPr>
-          <w:rFonts w:ascii="Courier New" w:hAnsi="Courier New" w:cs="Courier New"/>
-          <w:szCs w:val="24"/>
-        </w:rPr>
-        <w:t>/</w:t>
-      </w:r>
-      <w:proofErr w:type="spellStart"/>
-      <w:r>
-        <w:rPr>
-          <w:rFonts w:ascii="Courier New" w:hAnsi="Courier New" w:cs="Courier New"/>
-          <w:szCs w:val="24"/>
-        </w:rPr>
-        <w:t>col</w:t>
-      </w:r>
-      <w:proofErr w:type="spellEnd"/>
-      <w:r>
-        <w:rPr>
-          <w:rFonts w:ascii="Courier New" w:hAnsi="Courier New" w:cs="Courier New"/>
-          <w:szCs w:val="24"/>
-        </w:rPr>
-        <w:t>/3x3 (</w:t>
-      </w:r>
-      <w:proofErr w:type="spellStart"/>
-      <w:r>
-        <w:rPr>
-          <w:rFonts w:ascii="Courier New" w:hAnsi="Courier New" w:cs="Courier New"/>
-          <w:szCs w:val="24"/>
-        </w:rPr>
-        <w:t>empty</w:t>
-      </w:r>
-      <w:proofErr w:type="spellEnd"/>
-      <w:r>
-        <w:rPr>
-          <w:rFonts w:ascii="Courier New" w:hAnsi="Courier New" w:cs="Courier New"/>
-          <w:szCs w:val="24"/>
-        </w:rPr>
-        <w:t xml:space="preserve"> </w:t>
-      </w:r>
-      <w:proofErr w:type="spellStart"/>
-      <w:r>
-        <w:rPr>
-          <w:rFonts w:ascii="Courier New" w:hAnsi="Courier New" w:cs="Courier New"/>
-          <w:szCs w:val="24"/>
-        </w:rPr>
-        <w:t>to</w:t>
-      </w:r>
-      <w:proofErr w:type="spellEnd"/>
-      <w:r>
-        <w:rPr>
-          <w:rFonts w:ascii="Courier New" w:hAnsi="Courier New" w:cs="Courier New"/>
-          <w:szCs w:val="24"/>
-        </w:rPr>
-        <w:t xml:space="preserve"> </w:t>
-      </w:r>
-      <w:proofErr w:type="spellStart"/>
-      <w:r>
-        <w:rPr>
-          <w:rFonts w:ascii="Courier New" w:hAnsi="Courier New" w:cs="Courier New"/>
-          <w:szCs w:val="24"/>
-        </w:rPr>
-        <w:t>exit</w:t>
-      </w:r>
-      <w:proofErr w:type="spellEnd"/>
-      <w:r>
-        <w:rPr>
-          <w:rFonts w:ascii="Courier New" w:hAnsi="Courier New" w:cs="Courier New"/>
-          <w:szCs w:val="24"/>
-        </w:rPr>
-        <w:t xml:space="preserve">): </w:t>
-      </w:r>
-      <w:r>
-        <w:rPr>
-          <w:rFonts w:ascii="Courier New" w:hAnsi="Courier New" w:cs="Courier New"/>
-          <w:b/>
-          <w:bCs/>
-          <w:szCs w:val="24"/>
-        </w:rPr>
-        <w:t>123654789</w:t>
-      </w:r>
-    </w:p>
-    <w:p>
-      <w:pPr>
-        <w:spacing w:after="0" w:line="240" w:lineRule="auto"/>
-        <w:rPr>
-          <w:rFonts w:ascii="Courier New" w:hAnsi="Courier New" w:cs="Courier New"/>
-          <w:szCs w:val="24"/>
-        </w:rPr>
-      </w:pPr>
-      <w:proofErr w:type="spellStart"/>
-      <w:r>
-        <w:rPr>
-          <w:rFonts w:ascii="Courier New" w:hAnsi="Courier New" w:cs="Courier New"/>
-          <w:szCs w:val="24"/>
-        </w:rPr>
-        <w:t>nothing</w:t>
-      </w:r>
-      <w:proofErr w:type="spellEnd"/>
-      <w:r>
-        <w:rPr>
-          <w:rFonts w:ascii="Courier New" w:hAnsi="Courier New" w:cs="Courier New"/>
-          <w:szCs w:val="24"/>
-        </w:rPr>
-        <w:t xml:space="preserve"> </w:t>
-      </w:r>
-      <w:proofErr w:type="spellStart"/>
-      <w:r>
-        <w:rPr>
-          <w:rFonts w:ascii="Courier New" w:hAnsi="Courier New" w:cs="Courier New"/>
-          <w:szCs w:val="24"/>
-        </w:rPr>
-        <w:t>is</w:t>
-      </w:r>
-      <w:proofErr w:type="spellEnd"/>
-      <w:r>
-        <w:rPr>
-          <w:rFonts w:ascii="Courier New" w:hAnsi="Courier New" w:cs="Courier New"/>
-          <w:szCs w:val="24"/>
-        </w:rPr>
-        <w:t xml:space="preserve"> possible</w:t>
-      </w:r>
-    </w:p>
-    <w:p>
-      <w:pPr>
-        <w:spacing w:after="0" w:line="240" w:lineRule="auto"/>
-      </w:pPr>
-    </w:p>
-    <w:p>
-      <w:pPr>
-        <w:spacing w:after="0" w:line="240" w:lineRule="auto"/>
-      </w:pPr>
-      <w:r>
-        <w:t>Hinweise</w:t>
-      </w:r>
-      <w:r>
-        <w:t>:</w:t>
+      </w:pPr>
+      <w:r>
+        <w:t>Hinweise:</w:t>
       </w:r>
     </w:p>
     <w:p>
@@ -947,23 +403,7 @@
         </w:numPr>
       </w:pPr>
       <w:r>
-        <w:t xml:space="preserve">Vordefinierte String Funktionen (z.B. </w:t>
-      </w:r>
-      <w:proofErr w:type="spellStart"/>
-      <w:r>
-        <w:t>Contains</w:t>
-      </w:r>
-      <w:proofErr w:type="spellEnd"/>
-      <w:r>
-        <w:t xml:space="preserve">, </w:t>
-      </w:r>
-      <w:proofErr w:type="spellStart"/>
-      <w:r>
-        <w:t>SubString</w:t>
-      </w:r>
-      <w:proofErr w:type="spellEnd"/>
-      <w:r>
-        <w:t>, …) dürfen nicht verwendet werden.</w:t>
+        <w:t>Vordefinierte String Funktionen (z.B. Contains, SubString, …) dürfen nicht verwendet werden.</w:t>
       </w:r>
     </w:p>
     <w:p>
@@ -1027,15 +467,7 @@
         </w:numPr>
       </w:pPr>
       <w:r>
-        <w:t xml:space="preserve">Gültige Zeichen sind </w:t>
-      </w:r>
-      <w:proofErr w:type="gramStart"/>
-      <w:r>
-        <w:t>0..</w:t>
-      </w:r>
-      <w:proofErr w:type="gramEnd"/>
-      <w:r>
-        <w:t>9 und ein „Blank“</w:t>
+        <w:t>Gültige Zeichen sind 0..9 und ein „Blank“</w:t>
       </w:r>
     </w:p>
     <w:p>
@@ -1079,7 +511,7 @@
 </file>
 
 <file path=word/endnotes.xml><?xml version="1.0" encoding="utf-8"?>
-<w:endnotes xmlns:wpc="http://schemas.microsoft.com/office/word/2010/wordprocessingCanvas" xmlns:cx="http://schemas.microsoft.com/office/drawing/2014/chartex" xmlns:cx1="http://schemas.microsoft.com/office/drawing/2015/9/8/chartex" xmlns:cx2="http://schemas.microsoft.com/office/drawing/2015/10/21/chartex" xmlns:cx3="http://schemas.microsoft.com/office/drawing/2016/5/9/chartex" xmlns:cx4="http://schemas.microsoft.com/office/drawing/2016/5/10/chartex" xmlns:cx5="http://schemas.microsoft.com/office/drawing/2016/5/11/chartex" xmlns:cx6="http://schemas.microsoft.com/office/drawing/2016/5/12/chartex" xmlns:cx7="http://schemas.microsoft.com/office/drawing/2016/5/13/chartex" xmlns:cx8="http://schemas.microsoft.com/office/drawing/2016/5/14/chartex" xmlns:mc="http://schemas.openxmlformats.org/markup-compatibility/2006" xmlns:aink="http://schemas.microsoft.com/office/drawing/2016/ink" xmlns:am3d="http://schemas.microsoft.com/office/drawing/2017/model3d" xmlns:o="urn:schemas-microsoft-com:office:office" xmlns:r="http://schemas.openxmlformats.org/officeDocument/2006/relationships" xmlns:m="http://schemas.openxmlformats.org/officeDocument/2006/math" xmlns:v="urn:schemas-microsoft-com:vml" xmlns:wp14="http://schemas.microsoft.com/office/word/2010/wordprocessingDrawing" xmlns:wp="http://schemas.openxmlformats.org/drawingml/2006/wordprocessingDrawing" xmlns:w10="urn:schemas-microsoft-com:office:word" xmlns:w="http://schemas.openxmlformats.org/wordprocessingml/2006/main" xmlns:w14="http://schemas.microsoft.com/office/word/2010/wordml" xmlns:w15="http://schemas.microsoft.com/office/word/2012/wordml" xmlns:w16cex="http://schemas.microsoft.com/office/word/2018/wordml/cex" xmlns:w16cid="http://schemas.microsoft.com/office/word/2016/wordml/cid" xmlns:w16="http://schemas.microsoft.com/office/word/2018/wordml" xmlns:w16sdtdh="http://schemas.microsoft.com/office/word/2020/wordml/sdtdatahash" xmlns:w16se="http://schemas.microsoft.com/office/word/2015/wordml/symex" xmlns:wpg="http://schemas.microsoft.com/office/word/2010/wordprocessingGroup" xmlns:wpi="http://schemas.microsoft.com/office/word/2010/wordprocessingInk" xmlns:wne="http://schemas.microsoft.com/office/word/2006/wordml" xmlns:wps="http://schemas.microsoft.com/office/word/2010/wordprocessingShape" mc:Ignorable="w14 w15 w16se w16cid w16 w16cex w16sdtdh wp14">
+<w:endnotes xmlns:wpc="http://schemas.microsoft.com/office/word/2010/wordprocessingCanvas" xmlns:cx="http://schemas.microsoft.com/office/drawing/2014/chartex" xmlns:cx1="http://schemas.microsoft.com/office/drawing/2015/9/8/chartex" xmlns:cx2="http://schemas.microsoft.com/office/drawing/2015/10/21/chartex" xmlns:cx3="http://schemas.microsoft.com/office/drawing/2016/5/9/chartex" xmlns:cx4="http://schemas.microsoft.com/office/drawing/2016/5/10/chartex" xmlns:cx5="http://schemas.microsoft.com/office/drawing/2016/5/11/chartex" xmlns:cx6="http://schemas.microsoft.com/office/drawing/2016/5/12/chartex" xmlns:cx7="http://schemas.microsoft.com/office/drawing/2016/5/13/chartex" xmlns:cx8="http://schemas.microsoft.com/office/drawing/2016/5/14/chartex" xmlns:mc="http://schemas.openxmlformats.org/markup-compatibility/2006" xmlns:aink="http://schemas.microsoft.com/office/drawing/2016/ink" xmlns:am3d="http://schemas.microsoft.com/office/drawing/2017/model3d" xmlns:o="urn:schemas-microsoft-com:office:office" xmlns:oel="http://schemas.microsoft.com/office/2019/extlst" xmlns:r="http://schemas.openxmlformats.org/officeDocument/2006/relationships" xmlns:m="http://schemas.openxmlformats.org/officeDocument/2006/math" xmlns:v="urn:schemas-microsoft-com:vml" xmlns:wp14="http://schemas.microsoft.com/office/word/2010/wordprocessingDrawing" xmlns:wp="http://schemas.openxmlformats.org/drawingml/2006/wordprocessingDrawing" xmlns:w10="urn:schemas-microsoft-com:office:word" xmlns:w="http://schemas.openxmlformats.org/wordprocessingml/2006/main" xmlns:w14="http://schemas.microsoft.com/office/word/2010/wordml" xmlns:w15="http://schemas.microsoft.com/office/word/2012/wordml" xmlns:w16cex="http://schemas.microsoft.com/office/word/2018/wordml/cex" xmlns:w16cid="http://schemas.microsoft.com/office/word/2016/wordml/cid" xmlns:w16="http://schemas.microsoft.com/office/word/2018/wordml" xmlns:w16du="http://schemas.microsoft.com/office/word/2023/wordml/word16du" xmlns:w16sdtdh="http://schemas.microsoft.com/office/word/2020/wordml/sdtdatahash" xmlns:w16se="http://schemas.microsoft.com/office/word/2015/wordml/symex" xmlns:wpg="http://schemas.microsoft.com/office/word/2010/wordprocessingGroup" xmlns:wpi="http://schemas.microsoft.com/office/word/2010/wordprocessingInk" xmlns:wne="http://schemas.microsoft.com/office/word/2006/wordml" xmlns:wps="http://schemas.microsoft.com/office/word/2010/wordprocessingShape" mc:Ignorable="w14 w15 w16se w16cid w16 w16cex w16sdtdh w16du wp14">
   <w:endnote w:type="separator" w:id="-1">
     <w:p>
       <w:pPr>
@@ -1104,7 +536,7 @@
 </file>
 
 <file path=word/footer1.xml><?xml version="1.0" encoding="utf-8"?>
-<w:ftr xmlns:wpc="http://schemas.microsoft.com/office/word/2010/wordprocessingCanvas" xmlns:cx="http://schemas.microsoft.com/office/drawing/2014/chartex" xmlns:cx1="http://schemas.microsoft.com/office/drawing/2015/9/8/chartex" xmlns:cx2="http://schemas.microsoft.com/office/drawing/2015/10/21/chartex" xmlns:cx3="http://schemas.microsoft.com/office/drawing/2016/5/9/chartex" xmlns:cx4="http://schemas.microsoft.com/office/drawing/2016/5/10/chartex" xmlns:cx5="http://schemas.microsoft.com/office/drawing/2016/5/11/chartex" xmlns:cx6="http://schemas.microsoft.com/office/drawing/2016/5/12/chartex" xmlns:cx7="http://schemas.microsoft.com/office/drawing/2016/5/13/chartex" xmlns:cx8="http://schemas.microsoft.com/office/drawing/2016/5/14/chartex" xmlns:mc="http://schemas.openxmlformats.org/markup-compatibility/2006" xmlns:aink="http://schemas.microsoft.com/office/drawing/2016/ink" xmlns:am3d="http://schemas.microsoft.com/office/drawing/2017/model3d" xmlns:o="urn:schemas-microsoft-com:office:office" xmlns:r="http://schemas.openxmlformats.org/officeDocument/2006/relationships" xmlns:m="http://schemas.openxmlformats.org/officeDocument/2006/math" xmlns:v="urn:schemas-microsoft-com:vml" xmlns:wp14="http://schemas.microsoft.com/office/word/2010/wordprocessingDrawing" xmlns:wp="http://schemas.openxmlformats.org/drawingml/2006/wordprocessingDrawing" xmlns:w10="urn:schemas-microsoft-com:office:word" xmlns:w="http://schemas.openxmlformats.org/wordprocessingml/2006/main" xmlns:w14="http://schemas.microsoft.com/office/word/2010/wordml" xmlns:w15="http://schemas.microsoft.com/office/word/2012/wordml" xmlns:w16cex="http://schemas.microsoft.com/office/word/2018/wordml/cex" xmlns:w16cid="http://schemas.microsoft.com/office/word/2016/wordml/cid" xmlns:w16="http://schemas.microsoft.com/office/word/2018/wordml" xmlns:w16sdtdh="http://schemas.microsoft.com/office/word/2020/wordml/sdtdatahash" xmlns:w16se="http://schemas.microsoft.com/office/word/2015/wordml/symex" xmlns:wpg="http://schemas.microsoft.com/office/word/2010/wordprocessingGroup" xmlns:wpi="http://schemas.microsoft.com/office/word/2010/wordprocessingInk" xmlns:wne="http://schemas.microsoft.com/office/word/2006/wordml" xmlns:wps="http://schemas.microsoft.com/office/word/2010/wordprocessingShape" mc:Ignorable="w14 w15 w16se w16cid w16 w16cex w16sdtdh wp14">
+<w:ftr xmlns:wpc="http://schemas.microsoft.com/office/word/2010/wordprocessingCanvas" xmlns:cx="http://schemas.microsoft.com/office/drawing/2014/chartex" xmlns:cx1="http://schemas.microsoft.com/office/drawing/2015/9/8/chartex" xmlns:cx2="http://schemas.microsoft.com/office/drawing/2015/10/21/chartex" xmlns:cx3="http://schemas.microsoft.com/office/drawing/2016/5/9/chartex" xmlns:cx4="http://schemas.microsoft.com/office/drawing/2016/5/10/chartex" xmlns:cx5="http://schemas.microsoft.com/office/drawing/2016/5/11/chartex" xmlns:cx6="http://schemas.microsoft.com/office/drawing/2016/5/12/chartex" xmlns:cx7="http://schemas.microsoft.com/office/drawing/2016/5/13/chartex" xmlns:cx8="http://schemas.microsoft.com/office/drawing/2016/5/14/chartex" xmlns:mc="http://schemas.openxmlformats.org/markup-compatibility/2006" xmlns:aink="http://schemas.microsoft.com/office/drawing/2016/ink" xmlns:am3d="http://schemas.microsoft.com/office/drawing/2017/model3d" xmlns:o="urn:schemas-microsoft-com:office:office" xmlns:oel="http://schemas.microsoft.com/office/2019/extlst" xmlns:r="http://schemas.openxmlformats.org/officeDocument/2006/relationships" xmlns:m="http://schemas.openxmlformats.org/officeDocument/2006/math" xmlns:v="urn:schemas-microsoft-com:vml" xmlns:wp14="http://schemas.microsoft.com/office/word/2010/wordprocessingDrawing" xmlns:wp="http://schemas.openxmlformats.org/drawingml/2006/wordprocessingDrawing" xmlns:w10="urn:schemas-microsoft-com:office:word" xmlns:w="http://schemas.openxmlformats.org/wordprocessingml/2006/main" xmlns:w14="http://schemas.microsoft.com/office/word/2010/wordml" xmlns:w15="http://schemas.microsoft.com/office/word/2012/wordml" xmlns:w16cex="http://schemas.microsoft.com/office/word/2018/wordml/cex" xmlns:w16cid="http://schemas.microsoft.com/office/word/2016/wordml/cid" xmlns:w16="http://schemas.microsoft.com/office/word/2018/wordml" xmlns:w16du="http://schemas.microsoft.com/office/word/2023/wordml/word16du" xmlns:w16sdtdh="http://schemas.microsoft.com/office/word/2020/wordml/sdtdatahash" xmlns:w16se="http://schemas.microsoft.com/office/word/2015/wordml/symex" xmlns:wpg="http://schemas.microsoft.com/office/word/2010/wordprocessingGroup" xmlns:wpi="http://schemas.microsoft.com/office/word/2010/wordprocessingInk" xmlns:wne="http://schemas.microsoft.com/office/word/2006/wordml" xmlns:wps="http://schemas.microsoft.com/office/word/2010/wordprocessingShape" mc:Ignorable="w14 w15 w16se w16cid w16 w16cex w16sdtdh w16du wp14">
   <w:sdt>
     <w:sdtPr>
       <w:id w:val="-883172744"/>
@@ -1113,7 +545,6 @@
         <w:docPartUnique/>
       </w:docPartObj>
     </w:sdtPr>
-    <w:sdtEndPr/>
     <w:sdtContent>
       <w:p>
         <w:pPr>
@@ -1146,7 +577,7 @@
 </file>
 
 <file path=word/footnotes.xml><?xml version="1.0" encoding="utf-8"?>
-<w:footnotes xmlns:wpc="http://schemas.microsoft.com/office/word/2010/wordprocessingCanvas" xmlns:cx="http://schemas.microsoft.com/office/drawing/2014/chartex" xmlns:cx1="http://schemas.microsoft.com/office/drawing/2015/9/8/chartex" xmlns:cx2="http://schemas.microsoft.com/office/drawing/2015/10/21/chartex" xmlns:cx3="http://schemas.microsoft.com/office/drawing/2016/5/9/chartex" xmlns:cx4="http://schemas.microsoft.com/office/drawing/2016/5/10/chartex" xmlns:cx5="http://schemas.microsoft.com/office/drawing/2016/5/11/chartex" xmlns:cx6="http://schemas.microsoft.com/office/drawing/2016/5/12/chartex" xmlns:cx7="http://schemas.microsoft.com/office/drawing/2016/5/13/chartex" xmlns:cx8="http://schemas.microsoft.com/office/drawing/2016/5/14/chartex" xmlns:mc="http://schemas.openxmlformats.org/markup-compatibility/2006" xmlns:aink="http://schemas.microsoft.com/office/drawing/2016/ink" xmlns:am3d="http://schemas.microsoft.com/office/drawing/2017/model3d" xmlns:o="urn:schemas-microsoft-com:office:office" xmlns:r="http://schemas.openxmlformats.org/officeDocument/2006/relationships" xmlns:m="http://schemas.openxmlformats.org/officeDocument/2006/math" xmlns:v="urn:schemas-microsoft-com:vml" xmlns:wp14="http://schemas.microsoft.com/office/word/2010/wordprocessingDrawing" xmlns:wp="http://schemas.openxmlformats.org/drawingml/2006/wordprocessingDrawing" xmlns:w10="urn:schemas-microsoft-com:office:word" xmlns:w="http://schemas.openxmlformats.org/wordprocessingml/2006/main" xmlns:w14="http://schemas.microsoft.com/office/word/2010/wordml" xmlns:w15="http://schemas.microsoft.com/office/word/2012/wordml" xmlns:w16cex="http://schemas.microsoft.com/office/word/2018/wordml/cex" xmlns:w16cid="http://schemas.microsoft.com/office/word/2016/wordml/cid" xmlns:w16="http://schemas.microsoft.com/office/word/2018/wordml" xmlns:w16sdtdh="http://schemas.microsoft.com/office/word/2020/wordml/sdtdatahash" xmlns:w16se="http://schemas.microsoft.com/office/word/2015/wordml/symex" xmlns:wpg="http://schemas.microsoft.com/office/word/2010/wordprocessingGroup" xmlns:wpi="http://schemas.microsoft.com/office/word/2010/wordprocessingInk" xmlns:wne="http://schemas.microsoft.com/office/word/2006/wordml" xmlns:wps="http://schemas.microsoft.com/office/word/2010/wordprocessingShape" mc:Ignorable="w14 w15 w16se w16cid w16 w16cex w16sdtdh wp14">
+<w:footnotes xmlns:wpc="http://schemas.microsoft.com/office/word/2010/wordprocessingCanvas" xmlns:cx="http://schemas.microsoft.com/office/drawing/2014/chartex" xmlns:cx1="http://schemas.microsoft.com/office/drawing/2015/9/8/chartex" xmlns:cx2="http://schemas.microsoft.com/office/drawing/2015/10/21/chartex" xmlns:cx3="http://schemas.microsoft.com/office/drawing/2016/5/9/chartex" xmlns:cx4="http://schemas.microsoft.com/office/drawing/2016/5/10/chartex" xmlns:cx5="http://schemas.microsoft.com/office/drawing/2016/5/11/chartex" xmlns:cx6="http://schemas.microsoft.com/office/drawing/2016/5/12/chartex" xmlns:cx7="http://schemas.microsoft.com/office/drawing/2016/5/13/chartex" xmlns:cx8="http://schemas.microsoft.com/office/drawing/2016/5/14/chartex" xmlns:mc="http://schemas.openxmlformats.org/markup-compatibility/2006" xmlns:aink="http://schemas.microsoft.com/office/drawing/2016/ink" xmlns:am3d="http://schemas.microsoft.com/office/drawing/2017/model3d" xmlns:o="urn:schemas-microsoft-com:office:office" xmlns:oel="http://schemas.microsoft.com/office/2019/extlst" xmlns:r="http://schemas.openxmlformats.org/officeDocument/2006/relationships" xmlns:m="http://schemas.openxmlformats.org/officeDocument/2006/math" xmlns:v="urn:schemas-microsoft-com:vml" xmlns:wp14="http://schemas.microsoft.com/office/word/2010/wordprocessingDrawing" xmlns:wp="http://schemas.openxmlformats.org/drawingml/2006/wordprocessingDrawing" xmlns:w10="urn:schemas-microsoft-com:office:word" xmlns:w="http://schemas.openxmlformats.org/wordprocessingml/2006/main" xmlns:w14="http://schemas.microsoft.com/office/word/2010/wordml" xmlns:w15="http://schemas.microsoft.com/office/word/2012/wordml" xmlns:w16cex="http://schemas.microsoft.com/office/word/2018/wordml/cex" xmlns:w16cid="http://schemas.microsoft.com/office/word/2016/wordml/cid" xmlns:w16="http://schemas.microsoft.com/office/word/2018/wordml" xmlns:w16du="http://schemas.microsoft.com/office/word/2023/wordml/word16du" xmlns:w16sdtdh="http://schemas.microsoft.com/office/word/2020/wordml/sdtdatahash" xmlns:w16se="http://schemas.microsoft.com/office/word/2015/wordml/symex" xmlns:wpg="http://schemas.microsoft.com/office/word/2010/wordprocessingGroup" xmlns:wpi="http://schemas.microsoft.com/office/word/2010/wordprocessingInk" xmlns:wne="http://schemas.microsoft.com/office/word/2006/wordml" xmlns:wps="http://schemas.microsoft.com/office/word/2010/wordprocessingShape" mc:Ignorable="w14 w15 w16se w16cid w16 w16cex w16sdtdh w16du wp14">
   <w:footnote w:type="separator" w:id="-1">
     <w:p>
       <w:pPr>
@@ -1171,7 +602,7 @@
 </file>
 
 <file path=word/header1.xml><?xml version="1.0" encoding="utf-8"?>
-<w:hdr xmlns:wpc="http://schemas.microsoft.com/office/word/2010/wordprocessingCanvas" xmlns:cx="http://schemas.microsoft.com/office/drawing/2014/chartex" xmlns:cx1="http://schemas.microsoft.com/office/drawing/2015/9/8/chartex" xmlns:cx2="http://schemas.microsoft.com/office/drawing/2015/10/21/chartex" xmlns:cx3="http://schemas.microsoft.com/office/drawing/2016/5/9/chartex" xmlns:cx4="http://schemas.microsoft.com/office/drawing/2016/5/10/chartex" xmlns:cx5="http://schemas.microsoft.com/office/drawing/2016/5/11/chartex" xmlns:cx6="http://schemas.microsoft.com/office/drawing/2016/5/12/chartex" xmlns:cx7="http://schemas.microsoft.com/office/drawing/2016/5/13/chartex" xmlns:cx8="http://schemas.microsoft.com/office/drawing/2016/5/14/chartex" xmlns:mc="http://schemas.openxmlformats.org/markup-compatibility/2006" xmlns:aink="http://schemas.microsoft.com/office/drawing/2016/ink" xmlns:am3d="http://schemas.microsoft.com/office/drawing/2017/model3d" xmlns:o="urn:schemas-microsoft-com:office:office" xmlns:r="http://schemas.openxmlformats.org/officeDocument/2006/relationships" xmlns:m="http://schemas.openxmlformats.org/officeDocument/2006/math" xmlns:v="urn:schemas-microsoft-com:vml" xmlns:wp14="http://schemas.microsoft.com/office/word/2010/wordprocessingDrawing" xmlns:wp="http://schemas.openxmlformats.org/drawingml/2006/wordprocessingDrawing" xmlns:w10="urn:schemas-microsoft-com:office:word" xmlns:w="http://schemas.openxmlformats.org/wordprocessingml/2006/main" xmlns:w14="http://schemas.microsoft.com/office/word/2010/wordml" xmlns:w15="http://schemas.microsoft.com/office/word/2012/wordml" xmlns:w16cex="http://schemas.microsoft.com/office/word/2018/wordml/cex" xmlns:w16cid="http://schemas.microsoft.com/office/word/2016/wordml/cid" xmlns:w16="http://schemas.microsoft.com/office/word/2018/wordml" xmlns:w16sdtdh="http://schemas.microsoft.com/office/word/2020/wordml/sdtdatahash" xmlns:w16se="http://schemas.microsoft.com/office/word/2015/wordml/symex" xmlns:wpg="http://schemas.microsoft.com/office/word/2010/wordprocessingGroup" xmlns:wpi="http://schemas.microsoft.com/office/word/2010/wordprocessingInk" xmlns:wne="http://schemas.microsoft.com/office/word/2006/wordml" xmlns:wps="http://schemas.microsoft.com/office/word/2010/wordprocessingShape" mc:Ignorable="w14 w15 w16se w16cid w16 w16cex w16sdtdh wp14">
+<w:hdr xmlns:wpc="http://schemas.microsoft.com/office/word/2010/wordprocessingCanvas" xmlns:cx="http://schemas.microsoft.com/office/drawing/2014/chartex" xmlns:cx1="http://schemas.microsoft.com/office/drawing/2015/9/8/chartex" xmlns:cx2="http://schemas.microsoft.com/office/drawing/2015/10/21/chartex" xmlns:cx3="http://schemas.microsoft.com/office/drawing/2016/5/9/chartex" xmlns:cx4="http://schemas.microsoft.com/office/drawing/2016/5/10/chartex" xmlns:cx5="http://schemas.microsoft.com/office/drawing/2016/5/11/chartex" xmlns:cx6="http://schemas.microsoft.com/office/drawing/2016/5/12/chartex" xmlns:cx7="http://schemas.microsoft.com/office/drawing/2016/5/13/chartex" xmlns:cx8="http://schemas.microsoft.com/office/drawing/2016/5/14/chartex" xmlns:mc="http://schemas.openxmlformats.org/markup-compatibility/2006" xmlns:aink="http://schemas.microsoft.com/office/drawing/2016/ink" xmlns:am3d="http://schemas.microsoft.com/office/drawing/2017/model3d" xmlns:o="urn:schemas-microsoft-com:office:office" xmlns:oel="http://schemas.microsoft.com/office/2019/extlst" xmlns:r="http://schemas.openxmlformats.org/officeDocument/2006/relationships" xmlns:m="http://schemas.openxmlformats.org/officeDocument/2006/math" xmlns:v="urn:schemas-microsoft-com:vml" xmlns:wp14="http://schemas.microsoft.com/office/word/2010/wordprocessingDrawing" xmlns:wp="http://schemas.openxmlformats.org/drawingml/2006/wordprocessingDrawing" xmlns:w10="urn:schemas-microsoft-com:office:word" xmlns:w="http://schemas.openxmlformats.org/wordprocessingml/2006/main" xmlns:w14="http://schemas.microsoft.com/office/word/2010/wordml" xmlns:w15="http://schemas.microsoft.com/office/word/2012/wordml" xmlns:w16cex="http://schemas.microsoft.com/office/word/2018/wordml/cex" xmlns:w16cid="http://schemas.microsoft.com/office/word/2016/wordml/cid" xmlns:w16="http://schemas.microsoft.com/office/word/2018/wordml" xmlns:w16du="http://schemas.microsoft.com/office/word/2023/wordml/word16du" xmlns:w16sdtdh="http://schemas.microsoft.com/office/word/2020/wordml/sdtdatahash" xmlns:w16se="http://schemas.microsoft.com/office/word/2015/wordml/symex" xmlns:wpg="http://schemas.microsoft.com/office/word/2010/wordprocessingGroup" xmlns:wpi="http://schemas.microsoft.com/office/word/2010/wordprocessingInk" xmlns:wne="http://schemas.microsoft.com/office/word/2006/wordml" xmlns:wps="http://schemas.microsoft.com/office/word/2010/wordprocessingShape" mc:Ignorable="w14 w15 w16se w16cid w16 w16cex w16sdtdh w16du wp14">
   <w:tbl>
     <w:tblPr>
       <w:tblStyle w:val="Tabellenraster"/>
@@ -1328,7 +759,7 @@
 </file>
 
 <file path=word/numbering.xml><?xml version="1.0" encoding="utf-8"?>
-<w:numbering xmlns:wpc="http://schemas.microsoft.com/office/word/2010/wordprocessingCanvas" xmlns:cx="http://schemas.microsoft.com/office/drawing/2014/chartex" xmlns:cx1="http://schemas.microsoft.com/office/drawing/2015/9/8/chartex" xmlns:cx2="http://schemas.microsoft.com/office/drawing/2015/10/21/chartex" xmlns:cx3="http://schemas.microsoft.com/office/drawing/2016/5/9/chartex" xmlns:cx4="http://schemas.microsoft.com/office/drawing/2016/5/10/chartex" xmlns:cx5="http://schemas.microsoft.com/office/drawing/2016/5/11/chartex" xmlns:cx6="http://schemas.microsoft.com/office/drawing/2016/5/12/chartex" xmlns:cx7="http://schemas.microsoft.com/office/drawing/2016/5/13/chartex" xmlns:cx8="http://schemas.microsoft.com/office/drawing/2016/5/14/chartex" xmlns:mc="http://schemas.openxmlformats.org/markup-compatibility/2006" xmlns:aink="http://schemas.microsoft.com/office/drawing/2016/ink" xmlns:am3d="http://schemas.microsoft.com/office/drawing/2017/model3d" xmlns:o="urn:schemas-microsoft-com:office:office" xmlns:r="http://schemas.openxmlformats.org/officeDocument/2006/relationships" xmlns:m="http://schemas.openxmlformats.org/officeDocument/2006/math" xmlns:v="urn:schemas-microsoft-com:vml" xmlns:wp14="http://schemas.microsoft.com/office/word/2010/wordprocessingDrawing" xmlns:wp="http://schemas.openxmlformats.org/drawingml/2006/wordprocessingDrawing" xmlns:w10="urn:schemas-microsoft-com:office:word" xmlns:w="http://schemas.openxmlformats.org/wordprocessingml/2006/main" xmlns:w14="http://schemas.microsoft.com/office/word/2010/wordml" xmlns:w15="http://schemas.microsoft.com/office/word/2012/wordml" xmlns:w16cex="http://schemas.microsoft.com/office/word/2018/wordml/cex" xmlns:w16cid="http://schemas.microsoft.com/office/word/2016/wordml/cid" xmlns:w16="http://schemas.microsoft.com/office/word/2018/wordml" xmlns:w16sdtdh="http://schemas.microsoft.com/office/word/2020/wordml/sdtdatahash" xmlns:w16se="http://schemas.microsoft.com/office/word/2015/wordml/symex" xmlns:wpg="http://schemas.microsoft.com/office/word/2010/wordprocessingGroup" xmlns:wpi="http://schemas.microsoft.com/office/word/2010/wordprocessingInk" xmlns:wne="http://schemas.microsoft.com/office/word/2006/wordml" xmlns:wps="http://schemas.microsoft.com/office/word/2010/wordprocessingShape" mc:Ignorable="w14 w15 w16se w16cid w16 w16cex w16sdtdh wp14">
+<w:numbering xmlns:wpc="http://schemas.microsoft.com/office/word/2010/wordprocessingCanvas" xmlns:cx="http://schemas.microsoft.com/office/drawing/2014/chartex" xmlns:cx1="http://schemas.microsoft.com/office/drawing/2015/9/8/chartex" xmlns:cx2="http://schemas.microsoft.com/office/drawing/2015/10/21/chartex" xmlns:cx3="http://schemas.microsoft.com/office/drawing/2016/5/9/chartex" xmlns:cx4="http://schemas.microsoft.com/office/drawing/2016/5/10/chartex" xmlns:cx5="http://schemas.microsoft.com/office/drawing/2016/5/11/chartex" xmlns:cx6="http://schemas.microsoft.com/office/drawing/2016/5/12/chartex" xmlns:cx7="http://schemas.microsoft.com/office/drawing/2016/5/13/chartex" xmlns:cx8="http://schemas.microsoft.com/office/drawing/2016/5/14/chartex" xmlns:mc="http://schemas.openxmlformats.org/markup-compatibility/2006" xmlns:aink="http://schemas.microsoft.com/office/drawing/2016/ink" xmlns:am3d="http://schemas.microsoft.com/office/drawing/2017/model3d" xmlns:o="urn:schemas-microsoft-com:office:office" xmlns:oel="http://schemas.microsoft.com/office/2019/extlst" xmlns:r="http://schemas.openxmlformats.org/officeDocument/2006/relationships" xmlns:m="http://schemas.openxmlformats.org/officeDocument/2006/math" xmlns:v="urn:schemas-microsoft-com:vml" xmlns:wp14="http://schemas.microsoft.com/office/word/2010/wordprocessingDrawing" xmlns:wp="http://schemas.openxmlformats.org/drawingml/2006/wordprocessingDrawing" xmlns:w10="urn:schemas-microsoft-com:office:word" xmlns:w="http://schemas.openxmlformats.org/wordprocessingml/2006/main" xmlns:w14="http://schemas.microsoft.com/office/word/2010/wordml" xmlns:w15="http://schemas.microsoft.com/office/word/2012/wordml" xmlns:w16cex="http://schemas.microsoft.com/office/word/2018/wordml/cex" xmlns:w16cid="http://schemas.microsoft.com/office/word/2016/wordml/cid" xmlns:w16="http://schemas.microsoft.com/office/word/2018/wordml" xmlns:w16du="http://schemas.microsoft.com/office/word/2023/wordml/word16du" xmlns:w16sdtdh="http://schemas.microsoft.com/office/word/2020/wordml/sdtdatahash" xmlns:w16se="http://schemas.microsoft.com/office/word/2015/wordml/symex" xmlns:wpg="http://schemas.microsoft.com/office/word/2010/wordprocessingGroup" xmlns:wpi="http://schemas.microsoft.com/office/word/2010/wordprocessingInk" xmlns:wne="http://schemas.microsoft.com/office/word/2006/wordml" xmlns:wps="http://schemas.microsoft.com/office/word/2010/wordprocessingShape" mc:Ignorable="w14 w15 w16se w16cid w16 w16cex w16sdtdh w16du wp14">
   <w:abstractNum w:abstractNumId="0" w15:restartNumberingAfterBreak="0">
     <w:nsid w:val="073E7307"/>
     <w:multiLevelType w:val="multilevel"/>
@@ -3647,71 +3078,71 @@
       </w:rPr>
     </w:lvl>
   </w:abstractNum>
-  <w:num w:numId="1">
+  <w:num w:numId="1" w16cid:durableId="473110099">
     <w:abstractNumId w:val="5"/>
   </w:num>
-  <w:num w:numId="2">
+  <w:num w:numId="2" w16cid:durableId="967050540">
     <w:abstractNumId w:val="4"/>
   </w:num>
-  <w:num w:numId="3">
+  <w:num w:numId="3" w16cid:durableId="1129203263">
     <w:abstractNumId w:val="3"/>
   </w:num>
-  <w:num w:numId="4">
+  <w:num w:numId="4" w16cid:durableId="1215460464">
     <w:abstractNumId w:val="1"/>
   </w:num>
-  <w:num w:numId="5">
+  <w:num w:numId="5" w16cid:durableId="1151364291">
     <w:abstractNumId w:val="6"/>
   </w:num>
-  <w:num w:numId="6">
+  <w:num w:numId="6" w16cid:durableId="263340854">
     <w:abstractNumId w:val="8"/>
   </w:num>
-  <w:num w:numId="7">
+  <w:num w:numId="7" w16cid:durableId="976763326">
     <w:abstractNumId w:val="7"/>
   </w:num>
-  <w:num w:numId="8">
+  <w:num w:numId="8" w16cid:durableId="83652851">
     <w:abstractNumId w:val="14"/>
   </w:num>
-  <w:num w:numId="9">
+  <w:num w:numId="9" w16cid:durableId="486899141">
     <w:abstractNumId w:val="11"/>
   </w:num>
-  <w:num w:numId="10">
+  <w:num w:numId="10" w16cid:durableId="1646351547">
     <w:abstractNumId w:val="12"/>
   </w:num>
-  <w:num w:numId="11">
+  <w:num w:numId="11" w16cid:durableId="1810240120">
     <w:abstractNumId w:val="10"/>
   </w:num>
-  <w:num w:numId="12">
+  <w:num w:numId="12" w16cid:durableId="1197087428">
     <w:abstractNumId w:val="17"/>
   </w:num>
-  <w:num w:numId="13">
+  <w:num w:numId="13" w16cid:durableId="1313174957">
     <w:abstractNumId w:val="16"/>
   </w:num>
-  <w:num w:numId="14">
+  <w:num w:numId="14" w16cid:durableId="653148819">
     <w:abstractNumId w:val="9"/>
   </w:num>
-  <w:num w:numId="15">
+  <w:num w:numId="15" w16cid:durableId="810249908">
     <w:abstractNumId w:val="13"/>
   </w:num>
-  <w:num w:numId="16">
+  <w:num w:numId="16" w16cid:durableId="1333993106">
     <w:abstractNumId w:val="0"/>
   </w:num>
-  <w:num w:numId="17">
+  <w:num w:numId="17" w16cid:durableId="1101298300">
     <w:abstractNumId w:val="2"/>
   </w:num>
-  <w:num w:numId="18">
+  <w:num w:numId="18" w16cid:durableId="1989089382">
     <w:abstractNumId w:val="15"/>
   </w:num>
-  <w:num w:numId="19">
+  <w:num w:numId="19" w16cid:durableId="1239512128">
     <w:abstractNumId w:val="19"/>
   </w:num>
-  <w:num w:numId="20">
+  <w:num w:numId="20" w16cid:durableId="1912503169">
     <w:abstractNumId w:val="18"/>
   </w:num>
 </w:numbering>
 </file>
 
 <file path=word/styles.xml><?xml version="1.0" encoding="utf-8"?>
-<w:styles xmlns:mc="http://schemas.openxmlformats.org/markup-compatibility/2006" xmlns:r="http://schemas.openxmlformats.org/officeDocument/2006/relationships" xmlns:w="http://schemas.openxmlformats.org/wordprocessingml/2006/main" xmlns:w14="http://schemas.microsoft.com/office/word/2010/wordml" xmlns:w15="http://schemas.microsoft.com/office/word/2012/wordml" xmlns:w16cex="http://schemas.microsoft.com/office/word/2018/wordml/cex" xmlns:w16cid="http://schemas.microsoft.com/office/word/2016/wordml/cid" xmlns:w16="http://schemas.microsoft.com/office/word/2018/wordml" xmlns:w16sdtdh="http://schemas.microsoft.com/office/word/2020/wordml/sdtdatahash" xmlns:w16se="http://schemas.microsoft.com/office/word/2015/wordml/symex" mc:Ignorable="w14 w15 w16se w16cid w16 w16cex w16sdtdh">
+<w:styles xmlns:mc="http://schemas.openxmlformats.org/markup-compatibility/2006" xmlns:r="http://schemas.openxmlformats.org/officeDocument/2006/relationships" xmlns:w="http://schemas.openxmlformats.org/wordprocessingml/2006/main" xmlns:w14="http://schemas.microsoft.com/office/word/2010/wordml" xmlns:w15="http://schemas.microsoft.com/office/word/2012/wordml" xmlns:w16cex="http://schemas.microsoft.com/office/word/2018/wordml/cex" xmlns:w16cid="http://schemas.microsoft.com/office/word/2016/wordml/cid" xmlns:w16="http://schemas.microsoft.com/office/word/2018/wordml" xmlns:w16du="http://schemas.microsoft.com/office/word/2023/wordml/word16du" xmlns:w16sdtdh="http://schemas.microsoft.com/office/word/2020/wordml/sdtdatahash" xmlns:w16se="http://schemas.microsoft.com/office/word/2015/wordml/symex" mc:Ignorable="w14 w15 w16se w16cid w16 w16cex w16sdtdh w16du">
   <w:docDefaults>
     <w:rPrDefault>
       <w:rPr>
